--- a/CÔNG TY TNHH SUNAGRO FOOD (VIET NAM)/Hồ sơ điều chỉnh GPĐT (pdf)/Điều chỉnh 2026/GiayChungNhanDauTu_HoSo2026/Thành phần hồ sơ cần chuẩn bị và hướng dẫn ký, đóng dấu.docx
+++ b/CÔNG TY TNHH SUNAGRO FOOD (VIET NAM)/Hồ sơ điều chỉnh GPĐT (pdf)/Điều chỉnh 2026/GiayChungNhanDauTu_HoSo2026/Thành phần hồ sơ cần chuẩn bị và hướng dẫn ký, đóng dấu.docx
@@ -1081,6 +1081,117 @@
           </w:p>
         </w:tc>
       </w:tr>
+      <w:tr>
+        <w:tc>
+          <w:tcPr>
+            <w:tcW w:w="818" w:type="dxa"/>
+          </w:tcPr>
+          <w:p>
+            <w:pPr>
+              <w:pStyle w:val="ListParagraph"/>
+              <w:numPr>
+                <w:ilvl w:val="0"/>
+                <w:numId w:val="1"/>
+              </w:numPr>
+              <w:spacing w:line="360" w:lineRule="auto"/>
+              <w:rPr>
+                <w:rFonts w:ascii="Times New Roman" w:hAnsi="Times New Roman" w:cs="Times New Roman"/>
+              </w:rPr>
+            </w:pPr>
+          </w:p>
+        </w:tc>
+        <w:tc>
+          <w:tcPr>
+            <w:tcW w:w="2860" w:type="dxa"/>
+          </w:tcPr>
+          <w:p>
+            <w:pPr>
+              <w:spacing w:line="360" w:lineRule="auto"/>
+              <w:rPr>
+                <w:rFonts w:ascii="Times New Roman" w:hAnsi="Times New Roman" w:cs="Times New Roman"/>
+              </w:rPr>
+            </w:pPr>
+            <w:r>
+              <w:rPr>
+                <w:rFonts w:ascii="Times New Roman" w:hAnsi="Times New Roman" w:cs="Times New Roman"/>
+              </w:rPr>
+              <w:t xml:space="preserve">Hộ chiếu ông </w:t>
+            </w:r>
+            <w:r>
+              <w:rPr>
+                <w:rFonts w:ascii="Times New Roman" w:hAnsi="Times New Roman" w:cs="Times New Roman"/>
+              </w:rPr>
+              <w:t>ZHANG, ZHIPENG</w:t>
+            </w:r>
+          </w:p>
+        </w:tc>
+        <w:tc>
+          <w:tcPr>
+            <w:tcW w:w="1276" w:type="dxa"/>
+          </w:tcPr>
+          <w:p>
+            <w:pPr>
+              <w:spacing w:line="360" w:lineRule="auto"/>
+              <w:jc w:val="center"/>
+              <w:rPr>
+                <w:rFonts w:ascii="Times New Roman" w:hAnsi="Times New Roman" w:cs="Times New Roman"/>
+              </w:rPr>
+            </w:pPr>
+            <w:r>
+              <w:rPr>
+                <w:rFonts w:ascii="Times New Roman" w:hAnsi="Times New Roman" w:cs="Times New Roman"/>
+              </w:rPr>
+              <w:t>02</w:t>
+            </w:r>
+          </w:p>
+        </w:tc>
+        <w:tc>
+          <w:tcPr>
+            <w:tcW w:w="1349" w:type="dxa"/>
+          </w:tcPr>
+          <w:p>
+            <w:pPr>
+              <w:spacing w:line="360" w:lineRule="auto"/>
+              <w:rPr>
+                <w:rFonts w:ascii="Times New Roman" w:hAnsi="Times New Roman" w:cs="Times New Roman"/>
+              </w:rPr>
+            </w:pPr>
+            <w:r>
+              <w:rPr>
+                <w:rFonts w:ascii="Times New Roman" w:hAnsi="Times New Roman" w:cs="Times New Roman"/>
+              </w:rPr>
+              <w:t xml:space="preserve">02 bản photo </w:t>
+            </w:r>
+            <w:r>
+              <w:rPr>
+                <w:rFonts w:ascii="Times New Roman" w:hAnsi="Times New Roman" w:cs="Times New Roman"/>
+              </w:rPr>
+              <w:t>Công chứng</w:t>
+            </w:r>
+            <w:r>
+              <w:rPr>
+                <w:rFonts w:ascii="Times New Roman" w:hAnsi="Times New Roman" w:cs="Times New Roman"/>
+              </w:rPr>
+              <w:t xml:space="preserve"> và 02 bản ký số</w:t>
+            </w:r>
+            <w:bookmarkStart w:id="0" w:name="_GoBack"/>
+            <w:bookmarkEnd w:id="0"/>
+          </w:p>
+        </w:tc>
+        <w:tc>
+          <w:tcPr>
+            <w:tcW w:w="3687" w:type="dxa"/>
+          </w:tcPr>
+          <w:p>
+            <w:pPr>
+              <w:spacing w:line="360" w:lineRule="auto"/>
+              <w:rPr>
+                <w:rFonts w:ascii="Times New Roman" w:hAnsi="Times New Roman" w:cs="Times New Roman"/>
+              </w:rPr>
+            </w:pPr>
+          </w:p>
+        </w:tc>
+      </w:tr>
     </w:tbl>
     <w:p>
       <w:pPr>
@@ -1088,8 +1199,6 @@
           <w:rFonts w:ascii="Times New Roman" w:hAnsi="Times New Roman" w:cs="Times New Roman"/>
         </w:rPr>
       </w:pPr>
-      <w:bookmarkStart w:id="0" w:name="_GoBack"/>
-      <w:bookmarkEnd w:id="0"/>
     </w:p>
     <w:sectPr>
       <w:pgSz w:w="12240" w:h="15840"/>
